--- a/Домашние задания/Документ Microsoft Word.docx
+++ b/Домашние задания/Документ Microsoft Word.docx
@@ -3,22 +3,20 @@
 <w:document xmlns:wpc="http://schemas.microsoft.com/office/word/2010/wordprocessingCanvas" xmlns:cx="http://schemas.microsoft.com/office/drawing/2014/chartex" xmlns:cx1="http://schemas.microsoft.com/office/drawing/2015/9/8/chartex" xmlns:cx2="http://schemas.microsoft.com/office/drawing/2015/10/21/chartex" xmlns:cx3="http://schemas.microsoft.com/office/drawing/2016/5/9/chartex" xmlns:cx4="http://schemas.microsoft.com/office/drawing/2016/5/10/chartex" xmlns:cx5="http://schemas.microsoft.com/office/drawing/2016/5/11/chartex" xmlns:cx6="http://schemas.microsoft.com/office/drawing/2016/5/12/chartex" xmlns:cx7="http://schemas.microsoft.com/office/drawing/2016/5/13/chartex" xmlns:cx8="http://schemas.microsoft.com/office/drawing/2016/5/14/chartex" xmlns:mc="http://schemas.openxmlformats.org/markup-compatibility/2006" xmlns:aink="http://schemas.microsoft.com/office/drawing/2016/ink" xmlns:am3d="http://schemas.microsoft.com/office/drawing/2017/model3d" xmlns:o="urn:schemas-microsoft-com:office:office" xmlns:r="http://schemas.openxmlformats.org/officeDocument/2006/relationships" xmlns:m="http://schemas.openxmlformats.org/officeDocument/2006/math" xmlns:v="urn:schemas-microsoft-com:vml" xmlns:wp14="http://schemas.microsoft.com/office/word/2010/wordprocessingDrawing" xmlns:wp="http://schemas.openxmlformats.org/drawingml/2006/wordprocessingDrawing" xmlns:w10="urn:schemas-microsoft-com:office:word" xmlns:w="http://schemas.openxmlformats.org/wordprocessingml/2006/main" xmlns:w14="http://schemas.microsoft.com/office/word/2010/wordml" xmlns:w15="http://schemas.microsoft.com/office/word/2012/wordml" xmlns:w16cid="http://schemas.microsoft.com/office/word/2016/wordml/cid" xmlns:w16se="http://schemas.microsoft.com/office/word/2015/wordml/symex" xmlns:wpg="http://schemas.microsoft.com/office/word/2010/wordprocessingGroup" xmlns:wpi="http://schemas.microsoft.com/office/word/2010/wordprocessingInk" xmlns:wne="http://schemas.microsoft.com/office/word/2006/wordml" xmlns:wps="http://schemas.microsoft.com/office/word/2010/wordprocessingShape" mc:Ignorable="w14 w15 w16se w16cid wp14">
   <w:body>
     <w:p>
-      <w:pPr>
-        <w:rPr>
-          <w:lang w:val="en-US"/>
-        </w:rPr>
-      </w:pPr>
       <w:r>
-        <w:t>Т</w:t>
+        <w:t>Преимущества автоматизации тестов:</w:t>
       </w:r>
       <w:r>
-        <w:t>ест</w:t>
+        <w:br/>
+        <w:t xml:space="preserve">- </w:t>
       </w:r>
       <w:r>
-        <w:rPr>
-          <w:lang w:val="en-US"/>
-        </w:rPr>
-        <w:t>1</w:t>
+        <w:t>Сокращение времени на прохождение тестов по сравнению с ручным прохождением тестов.</w:t>
+      </w:r>
+    </w:p>
+    <w:p>
+      <w:r>
+        <w:t xml:space="preserve">-Возможность  выполнения тестов </w:t>
       </w:r>
       <w:bookmarkStart w:id="0" w:name="_GoBack"/>
       <w:bookmarkEnd w:id="0"/>

--- a/Домашние задания/Документ Microsoft Word.docx
+++ b/Домашние задания/Документ Microsoft Word.docx
@@ -11,16 +11,133 @@
         <w:t xml:space="preserve">- </w:t>
       </w:r>
       <w:r>
-        <w:t>Сокращение времени на прохождение тестов по сравнению с ручным прохождением тестов.</w:t>
+        <w:t xml:space="preserve">Сокращение времени на прохождение тестов по сравнению с ручным </w:t>
+      </w:r>
+      <w:r>
+        <w:t>тестированием</w:t>
+      </w:r>
+      <w:r>
+        <w:t>.</w:t>
+      </w:r>
+      <w:r>
+        <w:t xml:space="preserve"> Будет сокращено время на проведение регресса.</w:t>
       </w:r>
     </w:p>
     <w:p>
       <w:r>
-        <w:t xml:space="preserve">-Возможность  выполнения тестов </w:t>
+        <w:t>-</w:t>
+      </w:r>
+      <w:r>
+        <w:t xml:space="preserve"> </w:t>
+      </w:r>
+      <w:proofErr w:type="gramStart"/>
+      <w:r>
+        <w:t>Возможность  выполнения</w:t>
+      </w:r>
+      <w:proofErr w:type="gramEnd"/>
+      <w:r>
+        <w:t xml:space="preserve"> тесто</w:t>
+      </w:r>
+      <w:r>
+        <w:t>в</w:t>
+      </w:r>
+      <w:r>
+        <w:t xml:space="preserve"> </w:t>
+      </w:r>
+      <w:r>
+        <w:t>без привязки к рабочему времени. Появиться возможность проводить смок тесты в ночное время, а в рабочее время останется только проанализировать выявленные ошибки (при их наличии)</w:t>
+      </w:r>
+    </w:p>
+    <w:p>
+      <w:r>
+        <w:t xml:space="preserve">- Часть тестов смогут решить повседневные рутинные задачи, которые отнимают много времени. Например, создание тестовых данных (ФЛ, меры, СКЛ, ИПРА, ТСР и </w:t>
+      </w:r>
+      <w:proofErr w:type="spellStart"/>
+      <w:proofErr w:type="gramStart"/>
+      <w:r>
+        <w:t>т.д</w:t>
+      </w:r>
+      <w:proofErr w:type="spellEnd"/>
+      <w:r>
+        <w:t xml:space="preserve"> )</w:t>
+      </w:r>
+      <w:proofErr w:type="gramEnd"/>
+    </w:p>
+    <w:p>
+      <w:r>
+        <w:t xml:space="preserve">- </w:t>
+      </w:r>
+      <w:proofErr w:type="spellStart"/>
+      <w:r>
+        <w:t>Автотесты</w:t>
+      </w:r>
+      <w:proofErr w:type="spellEnd"/>
+      <w:r>
+        <w:t xml:space="preserve"> позволят выделить больше времени на проведение ручного тестирования нового функ</w:t>
+      </w:r>
+      <w:r>
+        <w:t>ц</w:t>
+      </w:r>
+      <w:r>
+        <w:t xml:space="preserve">ионала, что положительно скажется </w:t>
+      </w:r>
+      <w:r>
+        <w:t>качестве тестирования в целом</w:t>
+      </w:r>
+      <w:r>
+        <w:br/>
+        <w:t>- Позволит проверить функционал системы в разном окружении</w:t>
+      </w:r>
+      <w:r>
+        <w:br/>
+        <w:t xml:space="preserve">- Исключение человеческого фактора </w:t>
+      </w:r>
+      <w:proofErr w:type="gramStart"/>
+      <w:r>
+        <w:t>при проверки</w:t>
+      </w:r>
+      <w:proofErr w:type="gramEnd"/>
+      <w:r>
+        <w:t xml:space="preserve"> системы</w:t>
+      </w:r>
+      <w:r>
+        <w:br/>
+      </w:r>
+      <w:r>
+        <w:br/>
+        <w:t>К минусам относим:</w:t>
+      </w:r>
+      <w:r>
+        <w:br/>
+        <w:t>- Не все тесты возможно автоматизировать. Те, в которых необходим человеческий взгляд</w:t>
+      </w:r>
+      <w:r>
+        <w:br/>
+        <w:t xml:space="preserve">- Необходимость поддержки </w:t>
+      </w:r>
+      <w:proofErr w:type="spellStart"/>
+      <w:r>
+        <w:t>автотестов</w:t>
+      </w:r>
+      <w:proofErr w:type="spellEnd"/>
+      <w:r>
+        <w:t xml:space="preserve"> в рабочем состоянии в условиях постоянно меняющегося функционала платформы</w:t>
+      </w:r>
+      <w:r>
+        <w:br/>
+        <w:t>- Необходим более квалифицированный специалист.</w:t>
+      </w:r>
+      <w:r>
+        <w:br/>
+      </w:r>
+      <w:r>
+        <w:br/>
+        <w:t>В рамках проекта целесообразно ввести автоматизацию тестов, т.к преимущества являются весомыми, по сравнению с недостатками.</w:t>
       </w:r>
       <w:bookmarkStart w:id="0" w:name="_GoBack"/>
       <w:bookmarkEnd w:id="0"/>
     </w:p>
+    <w:p/>
     <w:sectPr>
       <w:pgSz w:w="11906" w:h="16838"/>
       <w:pgMar w:top="1134" w:right="850" w:bottom="1134" w:left="1701" w:header="708" w:footer="708" w:gutter="0"/>

--- a/Домашние задания/Документ Microsoft Word.docx
+++ b/Домашние задания/Документ Microsoft Word.docx
@@ -64,6 +64,11 @@
       <w:proofErr w:type="gramEnd"/>
     </w:p>
     <w:p>
+      <w:pPr>
+        <w:rPr>
+          <w:lang w:val="en-US"/>
+        </w:rPr>
+      </w:pPr>
       <w:r>
         <w:t xml:space="preserve">- </w:t>
       </w:r>
@@ -133,9 +138,60 @@
       <w:r>
         <w:br/>
         <w:t>В рамках проекта целесообразно ввести автоматизацию тестов, т.к преимущества являются весомыми, по сравнению с недостатками.</w:t>
+      </w:r>
+      <w:r>
+        <w:br/>
+      </w:r>
+      <w:r>
+        <w:br/>
+      </w:r>
+      <w:r>
+        <w:br/>
       </w:r>
       <w:bookmarkStart w:id="0" w:name="_GoBack"/>
       <w:bookmarkEnd w:id="0"/>
+      <w:r>
+        <w:br/>
+      </w:r>
+      <w:r>
+        <w:rPr>
+          <w:lang w:val="en-US"/>
+        </w:rPr>
+        <w:t>“</w:t>
+      </w:r>
+      <w:r>
+        <w:t>Изменение1</w:t>
+      </w:r>
+      <w:r>
+        <w:rPr>
+          <w:lang w:val="en-US"/>
+        </w:rPr>
+        <w:t>”</w:t>
+      </w:r>
+      <w:r>
+        <w:rPr>
+          <w:lang w:val="en-US"/>
+        </w:rPr>
+        <w:br/>
+      </w:r>
+      <w:r>
+        <w:rPr>
+          <w:lang w:val="en-US"/>
+        </w:rPr>
+        <w:t>“</w:t>
+      </w:r>
+      <w:r>
+        <w:t>Изменение</w:t>
+      </w:r>
+      <w:r>
+        <w:t>2</w:t>
+      </w:r>
+      <w:r>
+        <w:rPr>
+          <w:lang w:val="en-US"/>
+        </w:rPr>
+        <w:t>”</w:t>
+      </w:r>
     </w:p>
     <w:p/>
     <w:sectPr>
